--- a/docs/word/Chorus - Backend Schema.docx
+++ b/docs/word/Chorus - Backend Schema.docx
@@ -555,7 +555,7 @@
               <a:graphicData uri="http://schemas.openxmlformats.org/drawingml/2006/picture">
                 <pic:pic>
                   <pic:nvPicPr>
-                    <pic:cNvPr descr="C:/Users/Priya/AppData/Local/Temp/claude/C--Users-Priya-Downloads-Ai-Downloads/2b5d84e1-8c1d-445a-a5df-ff63a88778b7/scratchpad/diagrams/schema-fig01.png" id="12" name="Picture"/>
+                    <pic:cNvPr descr="schema-fig01.png" id="12" name="Picture"/>
                     <pic:cNvPicPr>
                       <a:picLocks noChangeArrowheads="1" noChangeAspect="1"/>
                     </pic:cNvPicPr>
@@ -6811,7 +6811,7 @@
               <a:graphicData uri="http://schemas.openxmlformats.org/drawingml/2006/picture">
                 <pic:pic>
                   <pic:nvPicPr>
-                    <pic:cNvPr descr="C:/Users/Priya/AppData/Local/Temp/claude/C--Users-Priya-Downloads-Ai-Downloads/2b5d84e1-8c1d-445a-a5df-ff63a88778b7/scratchpad/diagrams/schema-fig02.png" id="31" name="Picture"/>
+                    <pic:cNvPr descr="schema-fig02.png" id="31" name="Picture"/>
                     <pic:cNvPicPr>
                       <a:picLocks noChangeArrowheads="1" noChangeAspect="1"/>
                     </pic:cNvPicPr>
